--- a/开题报告04_材料逆向设计的运行间稳定性_2026-10-18.docx
+++ b/开题报告04_材料逆向设计的运行间稳定性_2026-10-18.docx
@@ -128,7 +128,7 @@
           <w:color w:val="1A1A1A"/>
           <w:sz w:val="21"/>
         </w:rPr>
-        <w:t>大语言模型的输出具有随机性。即使固定温度与解码参数，同一请求在不同运行之间也可能给出不同答案；已有研究把这种现象区分为比特级确定性、分布级可复现与表面一致性三个层次，并指出实现级非确定性足以让评测准确率波动两位数百分点 [1]。在材料逆向设计中，这一点尤其致命：如果同一个「带隙大于 2.5 eV、形成能低于 −1.0 eV/atom」的请求，两次运行推荐的是完全不同的材料，那么下游的实验决策就无法复现，整条设计流程的可信度也随之崩塌。</w:t>
+        <w:t>大语言模型的输出具有随机性。即使固定温度与解码参数，同一请求在不同运行之间也可能给出不同答案；已有研究分析了这种非确定性及其对评测的影响 [1, 2]，其中实现级非确定性足以让评测准确率波动两位数百分点 [2]；本文在此基础上把稳定性拆成比特级确定性、分布级可复现与表面一致性三个层次（见 1.2 节）。在材料逆向设计中，这一点尤其致命：如果同一个「带隙大于 2.5 eV、形成能低于 −1.0 eV/atom」的请求，两次运行推荐的是完全不同的材料，那么下游的实验决策就无法复现，整条设计流程的可信度也随之崩塌。</w:t>
       </w:r>
     </w:p>
     <w:p>
@@ -260,7 +260,7 @@
           <w:color w:val="1A1A1A"/>
           <w:sz w:val="21"/>
         </w:rPr>
-        <w:t>近期工作把 LLM 稳定性拆成三个层次：比特级确定性（输出逐位相同）、分布级可复现（重复运行近似同一分布）、表面一致性（语义相近）[1]。实现层的不确定性来源包括浮点归约顺序、批处理组合、硬件差异与隐藏的模型更新；这些因素足以让同一评测套件的准确率在不同运行间波动两位数百分点 [1, 2]。</w:t>
+        <w:t>近期有工作分析了 LLM 推理的非确定性及其对评测的影响 [1, 2]。本文把稳定性拆成三个层次：比特级确定性（输出逐位相同）、分布级可复现（重复运行近似同一分布）、表面一致性（语义相近）——这个三层框架是本文的归纳，不是某篇文献的原始提法。实现层的不确定性来源包括浮点归约顺序、批处理组合、硬件差异与隐藏的模型更新；这些因素足以让同一评测套件的准确率在不同运行间波动两位数百分点 [2]。</w:t>
       </w:r>
     </w:p>
     <w:p>
@@ -298,21 +298,6 @@
     </w:p>
     <w:p>
       <w:pPr>
-        <w:spacing w:after="80"/>
-        <w:ind w:firstLine="420"/>
-      </w:pPr>
-      <w:r>
-        <w:rPr>
-          <w:rFonts w:ascii="Times New Roman" w:hAnsi="Times New Roman" w:eastAsia="宋体"/>
-          <w:b w:val="0"/>
-          <w:color w:val="1A1A1A"/>
-          <w:sz w:val="21"/>
-        </w:rPr>
-        <w:t>在扩散模型方向，已有理论工作用随机矩阵理论解释「为什么不同训练划分得到的模型在相同噪声种子下生成相似样本」，把一致性追溯到共享的低阶高斯统计 [6]。</w:t>
-      </w:r>
-    </w:p>
-    <w:p>
-      <w:pPr>
         <w:spacing w:before="200" w:after="80"/>
       </w:pPr>
       <w:r>
@@ -529,7 +514,7 @@
           <w:color w:val="1A1A1A"/>
           <w:sz w:val="21"/>
         </w:rPr>
-        <w:t>国内在材料基因工程框架下已建立高通量计算与材料大数据平台 [7]，并在目标性质导向的材料生成上有系统综述 [8]。在生成式逆向设计方向，国内工作主要关注生成质量与约束满足，尚未见到针对「同一请求多次运行是否一致」的专门研究。</w:t>
+        <w:t>国内在材料基因工程框架下已建立高通量计算与材料大数据平台 [6]，并在目标性质导向的材料生成上有系统综述 [7]。在生成式逆向设计方向，国内工作主要关注生成质量与约束满足，尚未见到针对「同一请求多次运行是否一致」的专门研究。</w:t>
       </w:r>
     </w:p>
     <w:p>
@@ -567,7 +552,7 @@
           <w:color w:val="1A1A1A"/>
           <w:sz w:val="21"/>
         </w:rPr>
-        <w:t>：比特级、分布级、表面一致性三层框架，指出实现级非确定性对评测的影响 [1]。</w:t>
+        <w:t>：比特级、分布级、表面一致性三层框架（本文归纳），实现级非确定性对评测的影响见 [1, 2]。</w:t>
       </w:r>
     </w:p>
     <w:p>
@@ -596,30 +581,6 @@
     </w:p>
     <w:p>
       <w:pPr>
-        <w:pStyle w:val="ListBullet"/>
-        <w:spacing w:line="336" w:lineRule="auto" w:after="40"/>
-      </w:pPr>
-      <w:r>
-        <w:rPr>
-          <w:rFonts w:ascii="Times New Roman" w:hAnsi="Times New Roman" w:eastAsia="宋体"/>
-          <w:b/>
-          <w:color w:val="1A1A1A"/>
-          <w:sz w:val="21"/>
-        </w:rPr>
-        <w:t>扩散模型一致性理论</w:t>
-      </w:r>
-      <w:r>
-        <w:rPr>
-          <w:rFonts w:ascii="Times New Roman" w:hAnsi="Times New Roman" w:eastAsia="宋体"/>
-          <w:b w:val="0"/>
-          <w:color w:val="1A1A1A"/>
-          <w:sz w:val="21"/>
-        </w:rPr>
-        <w:t>：用随机矩阵理论解释跨训练划分的生成一致性，指出一致性来自共享低阶统计而非记忆 [6]。</w:t>
-      </w:r>
-    </w:p>
-    <w:p>
-      <w:pPr>
         <w:spacing w:after="80"/>
         <w:ind w:firstLine="420"/>
       </w:pPr>
@@ -674,7 +635,7 @@
           <w:color w:val="1A1A1A"/>
           <w:sz w:val="21"/>
         </w:rPr>
-        <w:t>在材料问答方向，LLaMP 提出过「响应自一致性」（SCoR）指标，用置信度与一致性相乘来评估回答的稳定程度 [9]。但它是为知识检索设计的，不针对逆向设计的候选集合。</w:t>
+        <w:t>在材料问答方向，LLaMP 提出过「响应自一致性」（SCoR）指标，用置信度与一致性相乘来评估回答的稳定程度 [8]。但它是为知识检索设计的，不针对逆向设计的候选集合。</w:t>
       </w:r>
     </w:p>
     <w:p>
@@ -1671,7 +1632,7 @@
           <w:color w:val="1B3A52"/>
           <w:sz w:val="23"/>
         </w:rPr>
-        <w:t>4.4 技术路线</w:t>
+        <w:t>4.5 技术路线</w:t>
       </w:r>
     </w:p>
     <w:p>
@@ -2008,7 +1969,7 @@
                 <w:color w:val="1A1A1A"/>
                 <w:sz w:val="18"/>
               </w:rPr>
-              <w:t>约 200 万成分，完整真值</w:t>
+              <w:t>2×10⁶ 化学空间（ML 预测，MAE≈0.1 eV/atom）；约 10⁴ DFT 真值</w:t>
             </w:r>
           </w:p>
         </w:tc>
@@ -2028,7 +1989,7 @@
                 <w:color w:val="1A1A1A"/>
                 <w:sz w:val="18"/>
               </w:rPr>
-              <w:t>闭集，可精确计算覆盖率</w:t>
+              <w:t>闭集评测只用 DFT 子集</w:t>
             </w:r>
           </w:p>
         </w:tc>
@@ -4188,7 +4149,7 @@
           <w:color w:val="1A1A1A"/>
           <w:sz w:val="21"/>
         </w:rPr>
-        <w:t xml:space="preserve">[1] On the Stability of LLM Inference: A Taxonomy and Empirical Analysis. arXiv:2601.07239, 2026. </w:t>
+        <w:t xml:space="preserve">[1] Joshi T, Aggarwal S, Saha A, et al. Stochastic CHAOS: Why Deterministic Inference Kills, and Distributional Variability Is the Heartbeat of Artificial Cognition. arXiv:2601.07239, 2026. </w:t>
       </w:r>
       <w:r>
         <w:rPr>
@@ -4197,7 +4158,7 @@
           <w:color w:val="1F4E79"/>
           <w:sz w:val="19"/>
         </w:rPr>
-        <w:t>https://arxiv.org/html/2601.07239v1</w:t>
+        <w:t>https://arxiv.org/abs/2601.07239</w:t>
       </w:r>
     </w:p>
     <w:p>
@@ -4212,7 +4173,7 @@
           <w:color w:val="1A1A1A"/>
           <w:sz w:val="21"/>
         </w:rPr>
-        <w:t>[2] Atil B, et al. Non-Determinism of "Deterministic" LLM Settings. 2024. （转引自 [1]）</w:t>
+        <w:t>[2] Atil B, et al. Non-Determinism of "Deterministic" LLM Settings. 2024.</w:t>
       </w:r>
     </w:p>
     <w:p>
@@ -4290,16 +4251,7 @@
           <w:color w:val="1A1A1A"/>
           <w:sz w:val="21"/>
         </w:rPr>
-        <w:t xml:space="preserve">[6] A Random Matrix Theory Perspective on the Consistency of Diffusion Models. ICML 2026. </w:t>
-      </w:r>
-      <w:r>
-        <w:rPr>
-          <w:rFonts w:ascii="Times New Roman" w:hAnsi="Times New Roman" w:eastAsia="宋体"/>
-          <w:b w:val="0"/>
-          <w:color w:val="1F4E79"/>
-          <w:sz w:val="19"/>
-        </w:rPr>
-        <w:t>https://arxiviq.substack.com/p/icml-2026-a-random-matrix-theory</w:t>
+        <w:t>[6] 宿彦京, 付华栋, 白洋, 姜雪, 谢建新. 中国材料基因工程研究进展. 金属学报, 2020, 56(10): 1313–1323.</w:t>
       </w:r>
     </w:p>
     <w:p>
@@ -4314,7 +4266,7 @@
           <w:color w:val="1A1A1A"/>
           <w:sz w:val="21"/>
         </w:rPr>
-        <w:t>[7] 宿彦京, 付华栋, 白洋, 姜雪, 谢建新. 中国材料基因工程研究进展. 金属学报, 2020, 56(10): 1313–1323.</w:t>
+        <w:t>[7] 刘章赫, 陈新宇, 周跫桦, 王金兰. 目标性质导向的材料生成: 迈向按需构筑的材料逆向设计. 物理学报, 2025, 74(24): 240701.</w:t>
       </w:r>
     </w:p>
     <w:p>
@@ -4329,22 +4281,7 @@
           <w:color w:val="1A1A1A"/>
           <w:sz w:val="21"/>
         </w:rPr>
-        <w:t>[8] 刘章赫, 陈新宇, 周跫桦, 王金兰. 目标性质导向的材料生成: 迈向按需构筑的材料逆向设计. 物理学报, 2025, 74(24): 240701.</w:t>
-      </w:r>
-    </w:p>
-    <w:p>
-      <w:pPr>
-        <w:spacing w:after="80"/>
-        <w:ind w:firstLine="420"/>
-      </w:pPr>
-      <w:r>
-        <w:rPr>
-          <w:rFonts w:ascii="Times New Roman" w:hAnsi="Times New Roman" w:eastAsia="宋体"/>
-          <w:b w:val="0"/>
-          <w:color w:val="1A1A1A"/>
-          <w:sz w:val="21"/>
-        </w:rPr>
-        <w:t xml:space="preserve">[9] LLaMP: Large Language Model Made Powerful for High-fidelity Materials Knowledge Retrieval. arXiv:2401.17244, 2024. </w:t>
+        <w:t xml:space="preserve">[8] LLaMP: Large Language Model Made Powerful for High-fidelity Materials Knowledge Retrieval. arXiv:2401.17244, 2024. </w:t>
       </w:r>
       <w:r>
         <w:rPr>
@@ -4391,7 +4328,7 @@
           <w:color w:val="1A1A1A"/>
           <w:sz w:val="21"/>
         </w:rPr>
-        <w:t xml:space="preserve"> 检索覆盖「run-to-run consistency LLM」「reproducibility generative materials」「stability materials model」三组关键词。通用领域的稳定性框架 [1]、跨学科一致性评测 [3] 与扩散模型一致性理论 [6] 均已核实存在；材料领域有 LLaMP 的响应自一致性指标 [9]，但</w:t>
+        <w:t xml:space="preserve"> 检索覆盖「run-to-run consistency LLM」「reproducibility generative materials」「stability materials model」三组关键词。通用领域的非确定性分析 [1] 与跨学科一致性评测 [3] 均已核实存在；材料领域有 LLaMP 的响应自一致性指标 [8]，但</w:t>
       </w:r>
       <w:r>
         <w:rPr>

--- a/开题报告04_材料逆向设计的运行间稳定性_2026-10-18.docx
+++ b/开题报告04_材料逆向设计的运行间稳定性_2026-10-18.docx
@@ -1143,7 +1143,43 @@
           <w:color w:val="1A1A1A"/>
           <w:sz w:val="21"/>
         </w:rPr>
-        <w:t>：给定目标带隙区间与形成能上限，生成候选成分/结构。任务来自 Elpasolite 与 Materials Project 两个基准 [4, 5]。</w:t>
+        <w:t>：给定目标带隙区间与形成能上限，生成候选成分/结构。</w:t>
+      </w:r>
+      <w:r>
+        <w:rPr>
+          <w:rFonts w:ascii="Times New Roman" w:hAnsi="Times New Roman" w:eastAsia="宋体"/>
+          <w:b/>
+          <w:color w:val="1A1A1A"/>
+          <w:sz w:val="21"/>
+        </w:rPr>
+        <w:t>Elpasolite 基准来自 Faber 等 [9]</w:t>
+      </w:r>
+      <w:r>
+        <w:rPr>
+          <w:rFonts w:ascii="Times New Roman" w:hAnsi="Times New Roman" w:eastAsia="宋体"/>
+          <w:b w:val="0"/>
+          <w:color w:val="1A1A1A"/>
+          <w:sz w:val="21"/>
+        </w:rPr>
+        <w:t>（2×10⁶ 成分的 ML 预测形成能，其中约 10⁴ 个为 DFT 真值；闭集评测只用 DFT 子集）；Materials Project 用于开放集与泛化检验。MatterGen [4] 与 MADE [5] 是生成与闭环评测的方法/平台，</w:t>
+      </w:r>
+      <w:r>
+        <w:rPr>
+          <w:rFonts w:ascii="Times New Roman" w:hAnsi="Times New Roman" w:eastAsia="宋体"/>
+          <w:b/>
+          <w:color w:val="1A1A1A"/>
+          <w:sz w:val="21"/>
+        </w:rPr>
+        <w:t>不提供 Elpasolite 任务</w:t>
+      </w:r>
+      <w:r>
+        <w:rPr>
+          <w:rFonts w:ascii="Times New Roman" w:hAnsi="Times New Roman" w:eastAsia="宋体"/>
+          <w:b w:val="0"/>
+          <w:color w:val="1A1A1A"/>
+          <w:sz w:val="21"/>
+        </w:rPr>
+        <w:t>，此处不再作为数据来源引用。</w:t>
       </w:r>
     </w:p>
     <w:p>
@@ -1167,7 +1203,7 @@
           <w:color w:val="1A1A1A"/>
           <w:sz w:val="21"/>
         </w:rPr>
-        <w:t>：至少三个开源模型（不同规模）与两个闭源模型，覆盖不同训练方式。</w:t>
+        <w:t>：三个开源模型（不同规模，本地推理）+ 两个闭源模型（API）。</w:t>
       </w:r>
     </w:p>
     <w:p>
@@ -1182,7 +1218,7 @@
           <w:color w:val="1A1A1A"/>
           <w:sz w:val="21"/>
         </w:rPr>
-        <w:t>变量</w:t>
+        <w:t>变量与扫描范围（这是成本控制的边界，必须与第 9 节预算一致）</w:t>
       </w:r>
       <w:r>
         <w:rPr>
@@ -1267,6 +1303,580 @@
           <w:sz w:val="21"/>
         </w:rPr>
         <w:t>上下文长度：短 / 长</w:t>
+      </w:r>
+    </w:p>
+    <w:p>
+      <w:pPr>
+        <w:spacing w:after="80"/>
+        <w:ind w:firstLine="420"/>
+      </w:pPr>
+      <w:r>
+        <w:rPr>
+          <w:rFonts w:ascii="Times New Roman" w:hAnsi="Times New Roman" w:eastAsia="宋体"/>
+          <w:b/>
+          <w:color w:val="1A1A1A"/>
+          <w:sz w:val="21"/>
+        </w:rPr>
+        <w:t>扫描分档</w:t>
+      </w:r>
+      <w:r>
+        <w:rPr>
+          <w:rFonts w:ascii="Times New Roman" w:hAnsi="Times New Roman" w:eastAsia="宋体"/>
+          <w:b w:val="0"/>
+          <w:color w:val="1A1A1A"/>
+          <w:sz w:val="21"/>
+        </w:rPr>
+        <w:t>（不做事后加档，避免预算失控）：</w:t>
+      </w:r>
+    </w:p>
+    <w:tbl>
+      <w:tblPr>
+        <w:tblStyle w:val="TableGrid"/>
+        <w:tblW w:type="auto" w:w="0"/>
+        <w:jc w:val="center"/>
+        <w:tblLook w:firstColumn="1" w:firstRow="1" w:lastColumn="0" w:lastRow="0" w:noHBand="0" w:noVBand="1" w:val="04A0"/>
+      </w:tblPr>
+      <w:tblGrid>
+        <w:gridCol w:w="1746"/>
+        <w:gridCol w:w="1746"/>
+        <w:gridCol w:w="1746"/>
+        <w:gridCol w:w="1746"/>
+        <w:gridCol w:w="1746"/>
+      </w:tblGrid>
+      <w:tr>
+        <w:tc>
+          <w:tcPr>
+            <w:tcW w:type="dxa" w:w="1746"/>
+          </w:tcPr>
+          <w:p>
+            <w:pPr>
+              <w:spacing w:before="40" w:after="40" w:line="276" w:lineRule="auto"/>
+            </w:pPr>
+            <w:r/>
+            <w:r>
+              <w:rPr>
+                <w:rFonts w:ascii="Times New Roman" w:hAnsi="Times New Roman" w:eastAsia="宋体"/>
+                <w:b/>
+                <w:color w:val="1A1A1A"/>
+                <w:sz w:val="18"/>
+              </w:rPr>
+              <w:t>档位</w:t>
+            </w:r>
+          </w:p>
+        </w:tc>
+        <w:tc>
+          <w:tcPr>
+            <w:tcW w:type="dxa" w:w="1746"/>
+          </w:tcPr>
+          <w:p>
+            <w:pPr>
+              <w:spacing w:before="40" w:after="40" w:line="276" w:lineRule="auto"/>
+            </w:pPr>
+            <w:r/>
+            <w:r>
+              <w:rPr>
+                <w:rFonts w:ascii="Times New Roman" w:hAnsi="Times New Roman" w:eastAsia="宋体"/>
+                <w:b/>
+                <w:color w:val="1A1A1A"/>
+                <w:sz w:val="18"/>
+              </w:rPr>
+              <w:t>内容</w:t>
+            </w:r>
+          </w:p>
+        </w:tc>
+        <w:tc>
+          <w:tcPr>
+            <w:tcW w:type="dxa" w:w="1746"/>
+          </w:tcPr>
+          <w:p>
+            <w:pPr>
+              <w:spacing w:before="40" w:after="40" w:line="276" w:lineRule="auto"/>
+            </w:pPr>
+            <w:r/>
+            <w:r>
+              <w:rPr>
+                <w:rFonts w:ascii="Times New Roman" w:hAnsi="Times New Roman" w:eastAsia="宋体"/>
+                <w:b/>
+                <w:color w:val="1A1A1A"/>
+                <w:sz w:val="18"/>
+              </w:rPr>
+              <w:t>模型</w:t>
+            </w:r>
+          </w:p>
+        </w:tc>
+        <w:tc>
+          <w:tcPr>
+            <w:tcW w:type="dxa" w:w="1746"/>
+          </w:tcPr>
+          <w:p>
+            <w:pPr>
+              <w:spacing w:before="40" w:after="40" w:line="276" w:lineRule="auto"/>
+            </w:pPr>
+            <w:r/>
+            <w:r>
+              <w:rPr>
+                <w:rFonts w:ascii="Times New Roman" w:hAnsi="Times New Roman" w:eastAsia="宋体"/>
+                <w:b/>
+                <w:color w:val="1A1A1A"/>
+                <w:sz w:val="18"/>
+              </w:rPr>
+              <w:t>K</w:t>
+            </w:r>
+          </w:p>
+        </w:tc>
+        <w:tc>
+          <w:tcPr>
+            <w:tcW w:type="dxa" w:w="1746"/>
+          </w:tcPr>
+          <w:p>
+            <w:pPr>
+              <w:spacing w:before="40" w:after="40" w:line="276" w:lineRule="auto"/>
+            </w:pPr>
+            <w:r/>
+            <w:r>
+              <w:rPr>
+                <w:rFonts w:ascii="Times New Roman" w:hAnsi="Times New Roman" w:eastAsia="宋体"/>
+                <w:b/>
+                <w:color w:val="1A1A1A"/>
+                <w:sz w:val="18"/>
+              </w:rPr>
+              <w:t>调用量</w:t>
+            </w:r>
+          </w:p>
+        </w:tc>
+      </w:tr>
+      <w:tr>
+        <w:tc>
+          <w:tcPr>
+            <w:tcW w:type="dxa" w:w="1746"/>
+          </w:tcPr>
+          <w:p>
+            <w:pPr>
+              <w:spacing w:before="40" w:after="40" w:line="276" w:lineRule="auto"/>
+            </w:pPr>
+            <w:r/>
+            <w:r>
+              <w:rPr>
+                <w:rFonts w:ascii="Times New Roman" w:hAnsi="Times New Roman" w:eastAsia="宋体"/>
+                <w:b w:val="0"/>
+                <w:color w:val="1A1A1A"/>
+                <w:sz w:val="18"/>
+              </w:rPr>
+              <w:t>A 主实验</w:t>
+            </w:r>
+          </w:p>
+        </w:tc>
+        <w:tc>
+          <w:tcPr>
+            <w:tcW w:type="dxa" w:w="1746"/>
+          </w:tcPr>
+          <w:p>
+            <w:pPr>
+              <w:spacing w:before="40" w:after="40" w:line="276" w:lineRule="auto"/>
+            </w:pPr>
+            <w:r/>
+            <w:r>
+              <w:rPr>
+                <w:rFonts w:ascii="Times New Roman" w:hAnsi="Times New Roman" w:eastAsia="宋体"/>
+                <w:b w:val="0"/>
+                <w:color w:val="1A1A1A"/>
+                <w:sz w:val="18"/>
+              </w:rPr>
+              <w:t>默认配置下的稳定性度量</w:t>
+            </w:r>
+          </w:p>
+        </w:tc>
+        <w:tc>
+          <w:tcPr>
+            <w:tcW w:type="dxa" w:w="1746"/>
+          </w:tcPr>
+          <w:p>
+            <w:pPr>
+              <w:spacing w:before="40" w:after="40" w:line="276" w:lineRule="auto"/>
+            </w:pPr>
+            <w:r/>
+            <w:r>
+              <w:rPr>
+                <w:rFonts w:ascii="Times New Roman" w:hAnsi="Times New Roman" w:eastAsia="宋体"/>
+                <w:b w:val="0"/>
+                <w:color w:val="1A1A1A"/>
+                <w:sz w:val="18"/>
+              </w:rPr>
+              <w:t>5 个全部</w:t>
+            </w:r>
+          </w:p>
+        </w:tc>
+        <w:tc>
+          <w:tcPr>
+            <w:tcW w:type="dxa" w:w="1746"/>
+          </w:tcPr>
+          <w:p>
+            <w:pPr>
+              <w:spacing w:before="40" w:after="40" w:line="276" w:lineRule="auto"/>
+            </w:pPr>
+            <w:r/>
+            <w:r>
+              <w:rPr>
+                <w:rFonts w:ascii="Times New Roman" w:hAnsi="Times New Roman" w:eastAsia="宋体"/>
+                <w:b w:val="0"/>
+                <w:color w:val="1A1A1A"/>
+                <w:sz w:val="18"/>
+              </w:rPr>
+              <w:t>10</w:t>
+            </w:r>
+          </w:p>
+        </w:tc>
+        <w:tc>
+          <w:tcPr>
+            <w:tcW w:type="dxa" w:w="1746"/>
+          </w:tcPr>
+          <w:p>
+            <w:pPr>
+              <w:spacing w:before="40" w:after="40" w:line="276" w:lineRule="auto"/>
+            </w:pPr>
+            <w:r/>
+            <w:r>
+              <w:rPr>
+                <w:rFonts w:ascii="Times New Roman" w:hAnsi="Times New Roman" w:eastAsia="宋体"/>
+                <w:b w:val="0"/>
+                <w:color w:val="1A1A1A"/>
+                <w:sz w:val="18"/>
+              </w:rPr>
+              <w:t>200×5×10 = 10,000</w:t>
+            </w:r>
+          </w:p>
+        </w:tc>
+      </w:tr>
+      <w:tr>
+        <w:tc>
+          <w:tcPr>
+            <w:tcW w:type="dxa" w:w="1746"/>
+          </w:tcPr>
+          <w:p>
+            <w:pPr>
+              <w:spacing w:before="40" w:after="40" w:line="276" w:lineRule="auto"/>
+            </w:pPr>
+            <w:r/>
+            <w:r>
+              <w:rPr>
+                <w:rFonts w:ascii="Times New Roman" w:hAnsi="Times New Roman" w:eastAsia="宋体"/>
+                <w:b w:val="0"/>
+                <w:color w:val="1A1A1A"/>
+                <w:sz w:val="18"/>
+              </w:rPr>
+              <w:t>B 单因素扫描</w:t>
+            </w:r>
+          </w:p>
+        </w:tc>
+        <w:tc>
+          <w:tcPr>
+            <w:tcW w:type="dxa" w:w="1746"/>
+          </w:tcPr>
+          <w:p>
+            <w:pPr>
+              <w:spacing w:before="40" w:after="40" w:line="276" w:lineRule="auto"/>
+            </w:pPr>
+            <w:r/>
+            <w:r>
+              <w:rPr>
+                <w:rFonts w:ascii="Times New Roman" w:hAnsi="Times New Roman" w:eastAsia="宋体"/>
+                <w:b w:val="0"/>
+                <w:color w:val="1A1A1A"/>
+                <w:sz w:val="18"/>
+              </w:rPr>
+              <w:t>上述 15 个档位逐个替换单一因素</w:t>
+            </w:r>
+          </w:p>
+        </w:tc>
+        <w:tc>
+          <w:tcPr>
+            <w:tcW w:type="dxa" w:w="1746"/>
+          </w:tcPr>
+          <w:p>
+            <w:pPr>
+              <w:spacing w:before="40" w:after="40" w:line="276" w:lineRule="auto"/>
+            </w:pPr>
+            <w:r/>
+            <w:r>
+              <w:rPr>
+                <w:rFonts w:ascii="Times New Roman" w:hAnsi="Times New Roman" w:eastAsia="宋体"/>
+                <w:b w:val="0"/>
+                <w:color w:val="1A1A1A"/>
+                <w:sz w:val="18"/>
+              </w:rPr>
+              <w:t>1 开源 + 1 闭源</w:t>
+            </w:r>
+          </w:p>
+        </w:tc>
+        <w:tc>
+          <w:tcPr>
+            <w:tcW w:type="dxa" w:w="1746"/>
+          </w:tcPr>
+          <w:p>
+            <w:pPr>
+              <w:spacing w:before="40" w:after="40" w:line="276" w:lineRule="auto"/>
+            </w:pPr>
+            <w:r/>
+            <w:r>
+              <w:rPr>
+                <w:rFonts w:ascii="Times New Roman" w:hAnsi="Times New Roman" w:eastAsia="宋体"/>
+                <w:b w:val="0"/>
+                <w:color w:val="1A1A1A"/>
+                <w:sz w:val="18"/>
+              </w:rPr>
+              <w:t>5</w:t>
+            </w:r>
+          </w:p>
+        </w:tc>
+        <w:tc>
+          <w:tcPr>
+            <w:tcW w:type="dxa" w:w="1746"/>
+          </w:tcPr>
+          <w:p>
+            <w:pPr>
+              <w:spacing w:before="40" w:after="40" w:line="276" w:lineRule="auto"/>
+            </w:pPr>
+            <w:r/>
+            <w:r>
+              <w:rPr>
+                <w:rFonts w:ascii="Times New Roman" w:hAnsi="Times New Roman" w:eastAsia="宋体"/>
+                <w:b w:val="0"/>
+                <w:color w:val="1A1A1A"/>
+                <w:sz w:val="18"/>
+              </w:rPr>
+              <w:t>200×2×5×15 = 30,000</w:t>
+            </w:r>
+          </w:p>
+        </w:tc>
+      </w:tr>
+      <w:tr>
+        <w:tc>
+          <w:tcPr>
+            <w:tcW w:type="dxa" w:w="1746"/>
+          </w:tcPr>
+          <w:p>
+            <w:pPr>
+              <w:spacing w:before="40" w:after="40" w:line="276" w:lineRule="auto"/>
+            </w:pPr>
+            <w:r/>
+            <w:r>
+              <w:rPr>
+                <w:rFonts w:ascii="Times New Roman" w:hAnsi="Times New Roman" w:eastAsia="宋体"/>
+                <w:b w:val="0"/>
+                <w:color w:val="1A1A1A"/>
+                <w:sz w:val="18"/>
+              </w:rPr>
+              <w:t>C 敏感性</w:t>
+            </w:r>
+          </w:p>
+        </w:tc>
+        <w:tc>
+          <w:tcPr>
+            <w:tcW w:type="dxa" w:w="1746"/>
+          </w:tcPr>
+          <w:p>
+            <w:pPr>
+              <w:spacing w:before="40" w:after="40" w:line="276" w:lineRule="auto"/>
+            </w:pPr>
+            <w:r/>
+            <w:r>
+              <w:rPr>
+                <w:rFonts w:ascii="Times New Roman" w:hAnsi="Times New Roman" w:eastAsia="宋体"/>
+                <w:b w:val="0"/>
+                <w:color w:val="1A1A1A"/>
+                <w:sz w:val="18"/>
+              </w:rPr>
+              <w:t>扰动请求对</w:t>
+            </w:r>
+          </w:p>
+        </w:tc>
+        <w:tc>
+          <w:tcPr>
+            <w:tcW w:type="dxa" w:w="1746"/>
+          </w:tcPr>
+          <w:p>
+            <w:pPr>
+              <w:spacing w:before="40" w:after="40" w:line="276" w:lineRule="auto"/>
+            </w:pPr>
+            <w:r/>
+            <w:r>
+              <w:rPr>
+                <w:rFonts w:ascii="Times New Roman" w:hAnsi="Times New Roman" w:eastAsia="宋体"/>
+                <w:b w:val="0"/>
+                <w:color w:val="1A1A1A"/>
+                <w:sz w:val="18"/>
+              </w:rPr>
+              <w:t>1 开源 + 1 闭源</w:t>
+            </w:r>
+          </w:p>
+        </w:tc>
+        <w:tc>
+          <w:tcPr>
+            <w:tcW w:type="dxa" w:w="1746"/>
+          </w:tcPr>
+          <w:p>
+            <w:pPr>
+              <w:spacing w:before="40" w:after="40" w:line="276" w:lineRule="auto"/>
+            </w:pPr>
+            <w:r/>
+            <w:r>
+              <w:rPr>
+                <w:rFonts w:ascii="Times New Roman" w:hAnsi="Times New Roman" w:eastAsia="宋体"/>
+                <w:b w:val="0"/>
+                <w:color w:val="1A1A1A"/>
+                <w:sz w:val="18"/>
+              </w:rPr>
+              <w:t>10</w:t>
+            </w:r>
+          </w:p>
+        </w:tc>
+        <w:tc>
+          <w:tcPr>
+            <w:tcW w:type="dxa" w:w="1746"/>
+          </w:tcPr>
+          <w:p>
+            <w:pPr>
+              <w:spacing w:before="40" w:after="40" w:line="276" w:lineRule="auto"/>
+            </w:pPr>
+            <w:r/>
+            <w:r>
+              <w:rPr>
+                <w:rFonts w:ascii="Times New Roman" w:hAnsi="Times New Roman" w:eastAsia="宋体"/>
+                <w:b w:val="0"/>
+                <w:color w:val="1A1A1A"/>
+                <w:sz w:val="18"/>
+              </w:rPr>
+              <w:t>约 200×2×10 = 4,000</w:t>
+            </w:r>
+          </w:p>
+        </w:tc>
+      </w:tr>
+      <w:tr>
+        <w:tc>
+          <w:tcPr>
+            <w:tcW w:type="dxa" w:w="1746"/>
+          </w:tcPr>
+          <w:p>
+            <w:pPr>
+              <w:spacing w:before="40" w:after="40" w:line="276" w:lineRule="auto"/>
+            </w:pPr>
+            <w:r/>
+            <w:r>
+              <w:rPr>
+                <w:rFonts w:ascii="Times New Roman" w:hAnsi="Times New Roman" w:eastAsia="宋体"/>
+                <w:b w:val="0"/>
+                <w:color w:val="1A1A1A"/>
+                <w:sz w:val="18"/>
+              </w:rPr>
+              <w:t>合计</w:t>
+            </w:r>
+          </w:p>
+        </w:tc>
+        <w:tc>
+          <w:tcPr>
+            <w:tcW w:type="dxa" w:w="1746"/>
+          </w:tcPr>
+          <w:p>
+            <w:pPr>
+              <w:spacing w:before="40" w:after="40" w:line="276" w:lineRule="auto"/>
+            </w:pPr>
+            <w:r/>
+            <w:r>
+              <w:rPr>
+                <w:rFonts w:ascii="Times New Roman" w:hAnsi="Times New Roman" w:eastAsia="宋体"/>
+                <w:b w:val="0"/>
+                <w:color w:val="1A1A1A"/>
+                <w:sz w:val="18"/>
+              </w:rPr>
+              <w:t>—</w:t>
+            </w:r>
+          </w:p>
+        </w:tc>
+        <w:tc>
+          <w:tcPr>
+            <w:tcW w:type="dxa" w:w="1746"/>
+          </w:tcPr>
+          <w:p>
+            <w:pPr>
+              <w:spacing w:before="40" w:after="40" w:line="276" w:lineRule="auto"/>
+            </w:pPr>
+            <w:r/>
+            <w:r>
+              <w:rPr>
+                <w:rFonts w:ascii="Times New Roman" w:hAnsi="Times New Roman" w:eastAsia="宋体"/>
+                <w:b w:val="0"/>
+                <w:color w:val="1A1A1A"/>
+                <w:sz w:val="18"/>
+              </w:rPr>
+              <w:t>—</w:t>
+            </w:r>
+          </w:p>
+        </w:tc>
+        <w:tc>
+          <w:tcPr>
+            <w:tcW w:type="dxa" w:w="1746"/>
+          </w:tcPr>
+          <w:p>
+            <w:pPr>
+              <w:spacing w:before="40" w:after="40" w:line="276" w:lineRule="auto"/>
+            </w:pPr>
+            <w:r/>
+            <w:r>
+              <w:rPr>
+                <w:rFonts w:ascii="Times New Roman" w:hAnsi="Times New Roman" w:eastAsia="宋体"/>
+                <w:b w:val="0"/>
+                <w:color w:val="1A1A1A"/>
+                <w:sz w:val="18"/>
+              </w:rPr>
+              <w:t>—</w:t>
+            </w:r>
+          </w:p>
+        </w:tc>
+        <w:tc>
+          <w:tcPr>
+            <w:tcW w:type="dxa" w:w="1746"/>
+          </w:tcPr>
+          <w:p>
+            <w:pPr>
+              <w:spacing w:before="40" w:after="40" w:line="276" w:lineRule="auto"/>
+            </w:pPr>
+            <w:r/>
+            <w:r>
+              <w:rPr>
+                <w:rFonts w:ascii="Times New Roman" w:hAnsi="Times New Roman" w:eastAsia="宋体"/>
+                <w:b/>
+                <w:color w:val="1A1A1A"/>
+                <w:sz w:val="18"/>
+              </w:rPr>
+              <w:t>约 44,000 次</w:t>
+            </w:r>
+          </w:p>
+        </w:tc>
+      </w:tr>
+    </w:tbl>
+    <w:p/>
+    <w:p>
+      <w:pPr>
+        <w:spacing w:after="80"/>
+        <w:ind w:firstLine="420"/>
+      </w:pPr>
+      <w:r>
+        <w:rPr>
+          <w:rFonts w:ascii="Times New Roman" w:hAnsi="Times New Roman" w:eastAsia="宋体"/>
+          <w:b/>
+          <w:color w:val="1A1A1A"/>
+          <w:sz w:val="21"/>
+        </w:rPr>
+        <w:t>明确放弃</w:t>
+      </w:r>
+      <w:r>
+        <w:rPr>
+          <w:rFonts w:ascii="Times New Roman" w:hAnsi="Times New Roman" w:eastAsia="宋体"/>
+          <w:b w:val="0"/>
+          <w:color w:val="1A1A1A"/>
+          <w:sz w:val="21"/>
+        </w:rPr>
+        <w:t>：全组合扫描（15 个档位的全部交叉 × 5 模型 × K=10 ≈ 150,000 次以上）不做，论文中如实声明「交互效应未做全因子检验，只做单因素扫描」。闭源调用只出现在 A 档的两个模型与 B、C 档的 1 个代表模型，其余为本地推理。</w:t>
       </w:r>
     </w:p>
     <w:p>
@@ -3048,6 +3658,110 @@
           <w:sz w:val="21"/>
         </w:rPr>
         <w:t>：零模型 z-score（核心）、过度敏感比例（z &gt; 2）、过度迟钝比例（z &lt; 0.2）、覆盖率。</w:t>
+      </w:r>
+    </w:p>
+    <w:p>
+      <w:pPr>
+        <w:spacing w:before="200" w:after="80"/>
+      </w:pPr>
+      <w:r>
+        <w:rPr>
+          <w:rFonts w:ascii="Times New Roman" w:hAnsi="Times New Roman" w:eastAsia="黑体"/>
+          <w:b/>
+          <w:color w:val="1B3A52"/>
+          <w:sz w:val="23"/>
+        </w:rPr>
+        <w:t>5.6 真实实验验证（不适用）</w:t>
+      </w:r>
+    </w:p>
+    <w:p>
+      <w:pPr>
+        <w:spacing w:after="80"/>
+        <w:ind w:firstLine="420"/>
+      </w:pPr>
+      <w:r>
+        <w:rPr>
+          <w:rFonts w:ascii="Times New Roman" w:hAnsi="Times New Roman" w:eastAsia="宋体"/>
+          <w:b w:val="0"/>
+          <w:color w:val="1A1A1A"/>
+          <w:sz w:val="21"/>
+        </w:rPr>
+        <w:t>稳定性研究测的是「同一请求多次运行结果是否一致」，这是一个</w:t>
+      </w:r>
+      <w:r>
+        <w:rPr>
+          <w:rFonts w:ascii="Times New Roman" w:hAnsi="Times New Roman" w:eastAsia="宋体"/>
+          <w:b/>
+          <w:color w:val="1A1A1A"/>
+          <w:sz w:val="21"/>
+        </w:rPr>
+        <w:t>关于模型行为的性质，不是关于某个材料的性质</w:t>
+      </w:r>
+      <w:r>
+        <w:rPr>
+          <w:rFonts w:ascii="Times New Roman" w:hAnsi="Times New Roman" w:eastAsia="宋体"/>
+          <w:b w:val="0"/>
+          <w:color w:val="1A1A1A"/>
+          <w:sz w:val="21"/>
+        </w:rPr>
+        <w:t>。真实合成实验只能验证「某个候选能否做出来」，无法回答「两次采样的推荐集合是否相同」。因此本课题不安排真实材料实验。</w:t>
+      </w:r>
+    </w:p>
+    <w:p>
+      <w:pPr>
+        <w:spacing w:after="80"/>
+        <w:ind w:firstLine="420"/>
+      </w:pPr>
+      <w:r>
+        <w:rPr>
+          <w:rFonts w:ascii="Times New Roman" w:hAnsi="Times New Roman" w:eastAsia="宋体"/>
+          <w:b w:val="0"/>
+          <w:color w:val="1A1A1A"/>
+          <w:sz w:val="21"/>
+        </w:rPr>
+        <w:t>若需要外部效度支撑，可用</w:t>
+      </w:r>
+      <w:r>
+        <w:rPr>
+          <w:rFonts w:ascii="Times New Roman" w:hAnsi="Times New Roman" w:eastAsia="宋体"/>
+          <w:b/>
+          <w:color w:val="1A1A1A"/>
+          <w:sz w:val="21"/>
+        </w:rPr>
+        <w:t>独立计算复核</w:t>
+      </w:r>
+      <w:r>
+        <w:rPr>
+          <w:rFonts w:ascii="Times New Roman" w:hAnsi="Times New Roman" w:eastAsia="宋体"/>
+          <w:b w:val="0"/>
+          <w:color w:val="1A1A1A"/>
+          <w:sz w:val="21"/>
+        </w:rPr>
+        <w:t>替代：抽取 30 个推荐候选，用与生成时不同的方法（如更高精度泛函或 MLIP 弛豫）复核稳定性判定，报告生成推荐与复核结果的一致率。这能回答「推荐是否稳定指向可信的材料」，同时避免依赖实验资源。</w:t>
+      </w:r>
+    </w:p>
+    <w:p>
+      <w:pPr>
+        <w:spacing w:after="80"/>
+        <w:ind w:firstLine="420"/>
+      </w:pPr>
+      <w:r>
+        <w:rPr>
+          <w:rFonts w:ascii="Times New Roman" w:hAnsi="Times New Roman" w:eastAsia="宋体"/>
+          <w:b/>
+          <w:color w:val="1A1A1A"/>
+          <w:sz w:val="21"/>
+        </w:rPr>
+        <w:t>须在局限性中写明</w:t>
+      </w:r>
+      <w:r>
+        <w:rPr>
+          <w:rFonts w:ascii="Times New Roman" w:hAnsi="Times New Roman" w:eastAsia="宋体"/>
+          <w:b w:val="0"/>
+          <w:color w:val="1A1A1A"/>
+          <w:sz w:val="21"/>
+        </w:rPr>
+        <w:t>：本文未做合成验证，稳定性指标衡量的是模型行为一致性，不保证被推荐的候选均可合成。</w:t>
       </w:r>
     </w:p>
     <w:p>
@@ -3902,7 +4616,7 @@
           <w:color w:val="1A1A1A"/>
           <w:sz w:val="21"/>
         </w:rPr>
-        <w:t>算力条件为单张 RTX 5090（32 GB 显存），足以支撑 8B 模型的高频推理；闭源模型通过 API 调用，K 次重复的成本需要提前估算。数据来自公开基准。</w:t>
+        <w:t>算力条件为单张 RTX 5090（32 GB 显存），足以支撑 8B 模型的高频推理；闭源模型通过 API 调用。数据来自公开基准。</w:t>
       </w:r>
     </w:p>
     <w:p>
@@ -3910,6 +4624,15 @@
         <w:spacing w:after="80"/>
         <w:ind w:firstLine="420"/>
       </w:pPr>
+      <w:r>
+        <w:rPr>
+          <w:rFonts w:ascii="Times New Roman" w:hAnsi="Times New Roman" w:eastAsia="宋体"/>
+          <w:b/>
+          <w:color w:val="1A1A1A"/>
+          <w:sz w:val="21"/>
+        </w:rPr>
+        <w:t>API 调用预算（按 §4.2 分档核算，此数字为设计依据，不是估算上限）</w:t>
+      </w:r>
       <w:r>
         <w:rPr>
           <w:rFonts w:ascii="Times New Roman" w:hAnsi="Times New Roman" w:eastAsia="宋体"/>
@@ -3917,7 +4640,361 @@
           <w:color w:val="1A1A1A"/>
           <w:sz w:val="21"/>
         </w:rPr>
-        <w:t>尚未完成的准备工作包括：API 成本估算、K 的预实验、以及针对「materials reproducibility」的定向查新补全。</w:t>
+        <w:t>：</w:t>
+      </w:r>
+    </w:p>
+    <w:tbl>
+      <w:tblPr>
+        <w:tblStyle w:val="TableGrid"/>
+        <w:tblW w:type="auto" w:w="0"/>
+        <w:jc w:val="center"/>
+        <w:tblLook w:firstColumn="1" w:firstRow="1" w:lastColumn="0" w:lastRow="0" w:noHBand="0" w:noVBand="1" w:val="04A0"/>
+      </w:tblPr>
+      <w:tblGrid>
+        <w:gridCol w:w="2911"/>
+        <w:gridCol w:w="2911"/>
+        <w:gridCol w:w="2911"/>
+      </w:tblGrid>
+      <w:tr>
+        <w:tc>
+          <w:tcPr>
+            <w:tcW w:type="dxa" w:w="2911"/>
+          </w:tcPr>
+          <w:p>
+            <w:pPr>
+              <w:spacing w:before="40" w:after="40" w:line="276" w:lineRule="auto"/>
+            </w:pPr>
+            <w:r/>
+            <w:r>
+              <w:rPr>
+                <w:rFonts w:ascii="Times New Roman" w:hAnsi="Times New Roman" w:eastAsia="宋体"/>
+                <w:b/>
+                <w:color w:val="1A1A1A"/>
+                <w:sz w:val="18"/>
+              </w:rPr>
+              <w:t>档位</w:t>
+            </w:r>
+          </w:p>
+        </w:tc>
+        <w:tc>
+          <w:tcPr>
+            <w:tcW w:type="dxa" w:w="2911"/>
+          </w:tcPr>
+          <w:p>
+            <w:pPr>
+              <w:spacing w:before="40" w:after="40" w:line="276" w:lineRule="auto"/>
+            </w:pPr>
+            <w:r/>
+            <w:r>
+              <w:rPr>
+                <w:rFonts w:ascii="Times New Roman" w:hAnsi="Times New Roman" w:eastAsia="宋体"/>
+                <w:b/>
+                <w:color w:val="1A1A1A"/>
+                <w:sz w:val="18"/>
+              </w:rPr>
+              <w:t>调用量</w:t>
+            </w:r>
+          </w:p>
+        </w:tc>
+        <w:tc>
+          <w:tcPr>
+            <w:tcW w:type="dxa" w:w="2911"/>
+          </w:tcPr>
+          <w:p>
+            <w:pPr>
+              <w:spacing w:before="40" w:after="40" w:line="276" w:lineRule="auto"/>
+            </w:pPr>
+            <w:r/>
+            <w:r>
+              <w:rPr>
+                <w:rFonts w:ascii="Times New Roman" w:hAnsi="Times New Roman" w:eastAsia="宋体"/>
+                <w:b/>
+                <w:color w:val="1A1A1A"/>
+                <w:sz w:val="18"/>
+              </w:rPr>
+              <w:t>说明</w:t>
+            </w:r>
+          </w:p>
+        </w:tc>
+      </w:tr>
+      <w:tr>
+        <w:tc>
+          <w:tcPr>
+            <w:tcW w:type="dxa" w:w="2911"/>
+          </w:tcPr>
+          <w:p>
+            <w:pPr>
+              <w:spacing w:before="40" w:after="40" w:line="276" w:lineRule="auto"/>
+            </w:pPr>
+            <w:r/>
+            <w:r>
+              <w:rPr>
+                <w:rFonts w:ascii="Times New Roman" w:hAnsi="Times New Roman" w:eastAsia="宋体"/>
+                <w:b w:val="0"/>
+                <w:color w:val="1A1A1A"/>
+                <w:sz w:val="18"/>
+              </w:rPr>
+              <w:t>A 主实验（5 模型 × K=10）</w:t>
+            </w:r>
+          </w:p>
+        </w:tc>
+        <w:tc>
+          <w:tcPr>
+            <w:tcW w:type="dxa" w:w="2911"/>
+          </w:tcPr>
+          <w:p>
+            <w:pPr>
+              <w:spacing w:before="40" w:after="40" w:line="276" w:lineRule="auto"/>
+            </w:pPr>
+            <w:r/>
+            <w:r>
+              <w:rPr>
+                <w:rFonts w:ascii="Times New Roman" w:hAnsi="Times New Roman" w:eastAsia="宋体"/>
+                <w:b w:val="0"/>
+                <w:color w:val="1A1A1A"/>
+                <w:sz w:val="18"/>
+              </w:rPr>
+              <w:t>10,000</w:t>
+            </w:r>
+          </w:p>
+        </w:tc>
+        <w:tc>
+          <w:tcPr>
+            <w:tcW w:type="dxa" w:w="2911"/>
+          </w:tcPr>
+          <w:p>
+            <w:pPr>
+              <w:spacing w:before="40" w:after="40" w:line="276" w:lineRule="auto"/>
+            </w:pPr>
+            <w:r/>
+            <w:r>
+              <w:rPr>
+                <w:rFonts w:ascii="Times New Roman" w:hAnsi="Times New Roman" w:eastAsia="宋体"/>
+                <w:b w:val="0"/>
+                <w:color w:val="1A1A1A"/>
+                <w:sz w:val="18"/>
+              </w:rPr>
+              <w:t>其中闭源 2 个模型约 4,000 次</w:t>
+            </w:r>
+          </w:p>
+        </w:tc>
+      </w:tr>
+      <w:tr>
+        <w:tc>
+          <w:tcPr>
+            <w:tcW w:type="dxa" w:w="2911"/>
+          </w:tcPr>
+          <w:p>
+            <w:pPr>
+              <w:spacing w:before="40" w:after="40" w:line="276" w:lineRule="auto"/>
+            </w:pPr>
+            <w:r/>
+            <w:r>
+              <w:rPr>
+                <w:rFonts w:ascii="Times New Roman" w:hAnsi="Times New Roman" w:eastAsia="宋体"/>
+                <w:b w:val="0"/>
+                <w:color w:val="1A1A1A"/>
+                <w:sz w:val="18"/>
+              </w:rPr>
+              <w:t>B 单因素扫描（2 模型 × K=5 × 15 档）</w:t>
+            </w:r>
+          </w:p>
+        </w:tc>
+        <w:tc>
+          <w:tcPr>
+            <w:tcW w:type="dxa" w:w="2911"/>
+          </w:tcPr>
+          <w:p>
+            <w:pPr>
+              <w:spacing w:before="40" w:after="40" w:line="276" w:lineRule="auto"/>
+            </w:pPr>
+            <w:r/>
+            <w:r>
+              <w:rPr>
+                <w:rFonts w:ascii="Times New Roman" w:hAnsi="Times New Roman" w:eastAsia="宋体"/>
+                <w:b w:val="0"/>
+                <w:color w:val="1A1A1A"/>
+                <w:sz w:val="18"/>
+              </w:rPr>
+              <w:t>30,000</w:t>
+            </w:r>
+          </w:p>
+        </w:tc>
+        <w:tc>
+          <w:tcPr>
+            <w:tcW w:type="dxa" w:w="2911"/>
+          </w:tcPr>
+          <w:p>
+            <w:pPr>
+              <w:spacing w:before="40" w:after="40" w:line="276" w:lineRule="auto"/>
+            </w:pPr>
+            <w:r/>
+            <w:r>
+              <w:rPr>
+                <w:rFonts w:ascii="Times New Roman" w:hAnsi="Times New Roman" w:eastAsia="宋体"/>
+                <w:b w:val="0"/>
+                <w:color w:val="1A1A1A"/>
+                <w:sz w:val="18"/>
+              </w:rPr>
+              <w:t>闭源 1 个模型约 15,000 次</w:t>
+            </w:r>
+          </w:p>
+        </w:tc>
+      </w:tr>
+      <w:tr>
+        <w:tc>
+          <w:tcPr>
+            <w:tcW w:type="dxa" w:w="2911"/>
+          </w:tcPr>
+          <w:p>
+            <w:pPr>
+              <w:spacing w:before="40" w:after="40" w:line="276" w:lineRule="auto"/>
+            </w:pPr>
+            <w:r/>
+            <w:r>
+              <w:rPr>
+                <w:rFonts w:ascii="Times New Roman" w:hAnsi="Times New Roman" w:eastAsia="宋体"/>
+                <w:b w:val="0"/>
+                <w:color w:val="1A1A1A"/>
+                <w:sz w:val="18"/>
+              </w:rPr>
+              <w:t>C 敏感性（2 模型 × K=10）</w:t>
+            </w:r>
+          </w:p>
+        </w:tc>
+        <w:tc>
+          <w:tcPr>
+            <w:tcW w:type="dxa" w:w="2911"/>
+          </w:tcPr>
+          <w:p>
+            <w:pPr>
+              <w:spacing w:before="40" w:after="40" w:line="276" w:lineRule="auto"/>
+            </w:pPr>
+            <w:r/>
+            <w:r>
+              <w:rPr>
+                <w:rFonts w:ascii="Times New Roman" w:hAnsi="Times New Roman" w:eastAsia="宋体"/>
+                <w:b w:val="0"/>
+                <w:color w:val="1A1A1A"/>
+                <w:sz w:val="18"/>
+              </w:rPr>
+              <w:t>4,000</w:t>
+            </w:r>
+          </w:p>
+        </w:tc>
+        <w:tc>
+          <w:tcPr>
+            <w:tcW w:type="dxa" w:w="2911"/>
+          </w:tcPr>
+          <w:p>
+            <w:pPr>
+              <w:spacing w:before="40" w:after="40" w:line="276" w:lineRule="auto"/>
+            </w:pPr>
+            <w:r/>
+            <w:r>
+              <w:rPr>
+                <w:rFonts w:ascii="Times New Roman" w:hAnsi="Times New Roman" w:eastAsia="宋体"/>
+                <w:b w:val="0"/>
+                <w:color w:val="1A1A1A"/>
+                <w:sz w:val="18"/>
+              </w:rPr>
+              <w:t>闭源约 2,000 次</w:t>
+            </w:r>
+          </w:p>
+        </w:tc>
+      </w:tr>
+      <w:tr>
+        <w:tc>
+          <w:tcPr>
+            <w:tcW w:type="dxa" w:w="2911"/>
+          </w:tcPr>
+          <w:p>
+            <w:pPr>
+              <w:spacing w:before="40" w:after="40" w:line="276" w:lineRule="auto"/>
+            </w:pPr>
+            <w:r/>
+            <w:r>
+              <w:rPr>
+                <w:rFonts w:ascii="Times New Roman" w:hAnsi="Times New Roman" w:eastAsia="宋体"/>
+                <w:b/>
+                <w:color w:val="1A1A1A"/>
+                <w:sz w:val="18"/>
+              </w:rPr>
+              <w:t>闭源 API 合计</w:t>
+            </w:r>
+          </w:p>
+        </w:tc>
+        <w:tc>
+          <w:tcPr>
+            <w:tcW w:type="dxa" w:w="2911"/>
+          </w:tcPr>
+          <w:p>
+            <w:pPr>
+              <w:spacing w:before="40" w:after="40" w:line="276" w:lineRule="auto"/>
+            </w:pPr>
+            <w:r/>
+            <w:r>
+              <w:rPr>
+                <w:rFonts w:ascii="Times New Roman" w:hAnsi="Times New Roman" w:eastAsia="宋体"/>
+                <w:b/>
+                <w:color w:val="1A1A1A"/>
+                <w:sz w:val="18"/>
+              </w:rPr>
+              <w:t>约 21,000 次</w:t>
+            </w:r>
+          </w:p>
+        </w:tc>
+        <w:tc>
+          <w:tcPr>
+            <w:tcW w:type="dxa" w:w="2911"/>
+          </w:tcPr>
+          <w:p>
+            <w:pPr>
+              <w:spacing w:before="40" w:after="40" w:line="276" w:lineRule="auto"/>
+            </w:pPr>
+            <w:r/>
+            <w:r>
+              <w:rPr>
+                <w:rFonts w:ascii="Times New Roman" w:hAnsi="Times New Roman" w:eastAsia="宋体"/>
+                <w:b w:val="0"/>
+                <w:color w:val="1A1A1A"/>
+                <w:sz w:val="18"/>
+              </w:rPr>
+              <w:t>其余约 23,000 次为本地推理，只计 GPU 时间</w:t>
+            </w:r>
+          </w:p>
+        </w:tc>
+      </w:tr>
+    </w:tbl>
+    <w:p/>
+    <w:p>
+      <w:pPr>
+        <w:spacing w:after="80"/>
+        <w:ind w:firstLine="420"/>
+      </w:pPr>
+      <w:r>
+        <w:rPr>
+          <w:rFonts w:ascii="Times New Roman" w:hAnsi="Times New Roman" w:eastAsia="宋体"/>
+          <w:b w:val="0"/>
+          <w:color w:val="1A1A1A"/>
+          <w:sz w:val="21"/>
+        </w:rPr>
+        <w:t>全组合扫描（15 档全交叉）约需 150,000 次以上，本课题不做，论文中明确声明只做单因素扫描。第 1—2 月须用真实单价 × 21,000 次核算闭源费用，若超出预算，优先压缩 B 档的闭源模型（例如只用 1 个闭源模型跑 7 个关键档位）。</w:t>
+      </w:r>
+    </w:p>
+    <w:p>
+      <w:pPr>
+        <w:spacing w:after="80"/>
+        <w:ind w:firstLine="420"/>
+      </w:pPr>
+      <w:r>
+        <w:rPr>
+          <w:rFonts w:ascii="Times New Roman" w:hAnsi="Times New Roman" w:eastAsia="宋体"/>
+          <w:b w:val="0"/>
+          <w:color w:val="1A1A1A"/>
+          <w:sz w:val="21"/>
+        </w:rPr>
+        <w:t>尚未完成的准备工作包括：API 单价与总额确认、K 的预实验、以及针对「materials reproducibility」的定向查新补全。</w:t>
       </w:r>
     </w:p>
     <w:p>
@@ -4671,6 +5748,21 @@
     </w:p>
     <w:p>
       <w:pPr>
+        <w:spacing w:after="80"/>
+        <w:ind w:firstLine="420"/>
+      </w:pPr>
+      <w:r>
+        <w:rPr>
+          <w:rFonts w:ascii="Times New Roman" w:hAnsi="Times New Roman" w:eastAsia="宋体"/>
+          <w:b w:val="0"/>
+          <w:color w:val="1A1A1A"/>
+          <w:sz w:val="21"/>
+        </w:rPr>
+        <w:t>[9] Faber F A, Lindmaa A, von Lilienfeld O A, Armiento R. Machine Learning Energies of 2 M Elpasolite (ABC₂D₆) Crystals. Physical Review Letters, 2016, 117: 135502. arXiv:1508.05315. （Elpasolite 数据集来源；本报告 §5.1 任务来源以此为准，不再挂 [4][5]）</w:t>
+      </w:r>
+    </w:p>
+    <w:p>
+      <w:pPr>
         <w:spacing w:before="320" w:after="120"/>
       </w:pPr>
       <w:r>
@@ -4826,7 +5918,7 @@
         <w:color w:val="808080"/>
         <w:sz w:val="16"/>
       </w:rPr>
-      <w:t>2026 年 10 月 17 日</w:t>
+      <w:t>2026 年 10 月 18 日</w:t>
     </w:r>
   </w:p>
 </w:ftr>
